--- a/Heimildaskrá fyrir einstaklingsverkefnið.docx
+++ b/Heimildaskrá fyrir einstaklingsverkefnið.docx
@@ -3,33 +3,1135 @@
 <w:document xmlns:wpc="http://schemas.microsoft.com/office/word/2010/wordprocessingCanvas" xmlns:cx="http://schemas.microsoft.com/office/drawing/2014/chartex" xmlns:cx1="http://schemas.microsoft.com/office/drawing/2015/9/8/chartex" xmlns:cx2="http://schemas.microsoft.com/office/drawing/2015/10/21/chartex" xmlns:cx3="http://schemas.microsoft.com/office/drawing/2016/5/9/chartex" xmlns:cx4="http://schemas.microsoft.com/office/drawing/2016/5/10/chartex" xmlns:cx5="http://schemas.microsoft.com/office/drawing/2016/5/11/chartex" xmlns:cx6="http://schemas.microsoft.com/office/drawing/2016/5/12/chartex" xmlns:cx7="http://schemas.microsoft.com/office/drawing/2016/5/13/chartex" xmlns:cx8="http://schemas.microsoft.com/office/drawing/2016/5/14/chartex" xmlns:mc="http://schemas.openxmlformats.org/markup-compatibility/2006" xmlns:aink="http://schemas.microsoft.com/office/drawing/2016/ink" xmlns:am3d="http://schemas.microsoft.com/office/drawing/2017/model3d" xmlns:o="urn:schemas-microsoft-com:office:office" xmlns:oel="http://schemas.microsoft.com/office/2019/extlst" xmlns:r="http://schemas.openxmlformats.org/officeDocument/2006/relationships" xmlns:m="http://schemas.openxmlformats.org/officeDocument/2006/math" xmlns:v="urn:schemas-microsoft-com:vml" xmlns:wp14="http://schemas.microsoft.com/office/word/2010/wordprocessingDrawing" xmlns:wp="http://schemas.openxmlformats.org/drawingml/2006/wordprocessingDrawing" xmlns:w10="urn:schemas-microsoft-com:office:word" xmlns:w="http://schemas.openxmlformats.org/wordprocessingml/2006/main" xmlns:w14="http://schemas.microsoft.com/office/word/2010/wordml" xmlns:w15="http://schemas.microsoft.com/office/word/2012/wordml" xmlns:w16cex="http://schemas.microsoft.com/office/word/2018/wordml/cex" xmlns:w16cid="http://schemas.microsoft.com/office/word/2016/wordml/cid" xmlns:w16="http://schemas.microsoft.com/office/word/2018/wordml" xmlns:w16du="http://schemas.microsoft.com/office/word/2023/wordml/word16du" xmlns:w16sdtdh="http://schemas.microsoft.com/office/word/2020/wordml/sdtdatahash" xmlns:w16sdtfl="http://schemas.microsoft.com/office/word/2024/wordml/sdtformatlock" xmlns:w16se="http://schemas.microsoft.com/office/word/2015/wordml/symex" xmlns:wpg="http://schemas.microsoft.com/office/word/2010/wordprocessingGroup" xmlns:wpi="http://schemas.microsoft.com/office/word/2010/wordprocessingInk" xmlns:wne="http://schemas.microsoft.com/office/word/2006/wordml" xmlns:wps="http://schemas.microsoft.com/office/word/2010/wordprocessingShape" mc:Ignorable="w14 w15 w16se w16cid w16 w16cex w16sdtdh w16sdtfl w16du wp14">
   <w:body>
     <w:p>
-      <w:pPr>
-        <w:rPr>
-          <w:lang w:val="is-IS"/>
-        </w:rPr>
-      </w:pPr>
-      <w:r>
-        <w:rPr>
-          <w:lang w:val="is-IS"/>
-        </w:rPr>
+      <w:r>
         <w:t>Heimildaskrá fyrir einstaklingsverkefnið</w:t>
       </w:r>
     </w:p>
     <w:p>
-      <w:pPr>
-        <w:rPr>
-          <w:lang w:val="is-IS"/>
-        </w:rPr>
-      </w:pPr>
-      <w:hyperlink r:id="rId4" w:history="1">
+      <w:hyperlink r:id="rId5" w:history="1">
         <w:r>
           <w:rPr>
             <w:rStyle w:val="Hyperlink"/>
-            <w:lang w:val="is-IS"/>
           </w:rPr>
           <w:t>https://listasafnreykjavikur.is/verslun/vara/kona-ad-strokka-sculpture</w:t>
         </w:r>
       </w:hyperlink>
+    </w:p>
+    <w:p>
+      <w:r>
+        <w:t xml:space="preserve">Módel af Ásmundarsafni: </w:t>
+      </w:r>
+      <w:hyperlink r:id="rId6" w:history="1">
+        <w:r>
+          <w:rPr>
+            <w:rStyle w:val="Hyperlink"/>
+          </w:rPr>
+          <w:t>https://3dwarehouse-classic.sketchup.com/model/47aecdfae5b2cfc52efcfcbd73aca142/%C3%81smundarsafn#:~:text=%C3%81smundarsafn%20,103%20x%20146%20x%2010</w:t>
+        </w:r>
+      </w:hyperlink>
+    </w:p>
+    <w:p/>
+    <w:p>
+      <w:r>
+        <w:t>Með „raycasting“ fyrir músa hover og smelli getum við vitað hvaða styttu notandinn er að benda á. Þegar bendirinn er að hovera á styttu er</w:t>
+      </w:r>
+      <w:r>
+        <w:t xml:space="preserve"> atburður activeitaður með </w:t>
+      </w:r>
+      <w:r>
+        <w:t>intersectObjects</w:t>
+      </w:r>
+      <w:r>
+        <w:t xml:space="preserve"> og þá birtast gögn um styttuna. </w:t>
+      </w:r>
+    </w:p>
+    <w:p>
+      <w:r>
+        <w:t xml:space="preserve">Þegar notandinn smellir á styttuna er annar viðburður activeitaður sem birtir allar upplýsingar um myndina sem við geymum í tölvunni. Það er í byrjun falið sem default en er birtur þegar þessi atburður gerist. </w:t>
+      </w:r>
+    </w:p>
+    <w:p>
+      <w:r>
+        <w:t>Svo ferðu til baka með því að íta á „Return to Garden“ hnapp, sem mun fela upplýsingarnar og fara með okkur til baka í garð Ásmundar.</w:t>
+      </w:r>
+    </w:p>
+    <w:p/>
+    <w:p/>
+    <w:p/>
+    <w:p/>
+    <w:p>
+      <w:pPr>
+        <w:rPr>
+          <w:rFonts w:ascii="Aptos Mono" w:hAnsi="Aptos Mono"/>
+          <w:b/>
+          <w:bCs/>
+          <w:sz w:val="32"/>
+          <w:szCs w:val="32"/>
+        </w:rPr>
+      </w:pPr>
+      <w:r>
+        <w:rPr>
+          <w:rFonts w:ascii="Aptos Mono" w:hAnsi="Aptos Mono"/>
+          <w:b/>
+          <w:bCs/>
+          <w:sz w:val="32"/>
+          <w:szCs w:val="32"/>
+        </w:rPr>
+        <w:t>main.js</w:t>
+      </w:r>
+    </w:p>
+    <w:p>
+      <w:pPr>
+        <w:rPr>
+          <w:rFonts w:ascii="Aptos Mono" w:hAnsi="Aptos Mono"/>
+        </w:rPr>
+      </w:pPr>
+      <w:r>
+        <w:rPr>
+          <w:rFonts w:ascii="Aptos Mono" w:hAnsi="Aptos Mono"/>
+        </w:rPr>
+        <w:t>Initializes the Three.js scene, renderer, and camera, sets up lighting and controls, and ties everything together. It also starts the animation loop.</w:t>
+      </w:r>
+    </w:p>
+    <w:p>
+      <w:pPr>
+        <w:numPr>
+          <w:ilvl w:val="0"/>
+          <w:numId w:val="1"/>
+        </w:numPr>
+        <w:rPr>
+          <w:rFonts w:ascii="Aptos Mono" w:hAnsi="Aptos Mono"/>
+        </w:rPr>
+      </w:pPr>
+      <w:r>
+        <w:rPr>
+          <w:rFonts w:ascii="Aptos Mono" w:hAnsi="Aptos Mono"/>
+          <w:b/>
+          <w:bCs/>
+        </w:rPr>
+        <w:t>Scene &amp; Camera</w:t>
+      </w:r>
+      <w:r>
+        <w:rPr>
+          <w:rFonts w:ascii="Aptos Mono" w:hAnsi="Aptos Mono"/>
+        </w:rPr>
+        <w:t xml:space="preserve">: Creates a THREE.Scene and a THREE.PerspectiveCamera (with appropriate FOV, aspect, near, far). </w:t>
+      </w:r>
+      <w:r>
+        <w:rPr>
+          <w:rFonts w:ascii="Aptos Mono" w:hAnsi="Aptos Mono"/>
+          <w:highlight w:val="yellow"/>
+        </w:rPr>
+        <w:t>Positions the camera to overview the garden</w:t>
+      </w:r>
+      <w:r>
+        <w:rPr>
+          <w:rFonts w:ascii="Aptos Mono" w:hAnsi="Aptos Mono"/>
+        </w:rPr>
+        <w:t>.</w:t>
+      </w:r>
+    </w:p>
+    <w:p>
+      <w:pPr>
+        <w:numPr>
+          <w:ilvl w:val="0"/>
+          <w:numId w:val="1"/>
+        </w:numPr>
+        <w:rPr>
+          <w:rFonts w:ascii="Aptos Mono" w:hAnsi="Aptos Mono"/>
+        </w:rPr>
+      </w:pPr>
+      <w:r>
+        <w:rPr>
+          <w:rFonts w:ascii="Aptos Mono" w:hAnsi="Aptos Mono"/>
+          <w:b/>
+          <w:bCs/>
+        </w:rPr>
+        <w:t>Renderer &amp; Canvas</w:t>
+      </w:r>
+      <w:r>
+        <w:rPr>
+          <w:rFonts w:ascii="Aptos Mono" w:hAnsi="Aptos Mono"/>
+        </w:rPr>
+        <w:t xml:space="preserve">: Initializes THREE.WebGLRenderer, sets its size to fullscreen, and </w:t>
+      </w:r>
+      <w:r>
+        <w:rPr>
+          <w:rFonts w:ascii="Aptos Mono" w:hAnsi="Aptos Mono"/>
+          <w:highlight w:val="yellow"/>
+        </w:rPr>
+        <w:t>appends renderer.domElement (the canvas) to the document</w:t>
+      </w:r>
+      <w:r>
+        <w:rPr>
+          <w:rFonts w:ascii="Aptos Mono" w:hAnsi="Aptos Mono"/>
+        </w:rPr>
+        <w:t>.</w:t>
+      </w:r>
+    </w:p>
+    <w:p>
+      <w:pPr>
+        <w:numPr>
+          <w:ilvl w:val="0"/>
+          <w:numId w:val="1"/>
+        </w:numPr>
+        <w:rPr>
+          <w:rFonts w:ascii="Aptos Mono" w:hAnsi="Aptos Mono"/>
+        </w:rPr>
+      </w:pPr>
+      <w:r>
+        <w:rPr>
+          <w:rFonts w:ascii="Aptos Mono" w:hAnsi="Aptos Mono"/>
+          <w:b/>
+          <w:bCs/>
+        </w:rPr>
+        <w:t>Lights</w:t>
+      </w:r>
+      <w:r>
+        <w:rPr>
+          <w:rFonts w:ascii="Aptos Mono" w:hAnsi="Aptos Mono"/>
+        </w:rPr>
+        <w:t>: Adds ambient light for general illumination and a directional light to simulate sunlight.</w:t>
+      </w:r>
+    </w:p>
+    <w:p>
+      <w:pPr>
+        <w:numPr>
+          <w:ilvl w:val="0"/>
+          <w:numId w:val="1"/>
+        </w:numPr>
+        <w:rPr>
+          <w:rFonts w:ascii="Aptos Mono" w:hAnsi="Aptos Mono"/>
+        </w:rPr>
+      </w:pPr>
+      <w:r>
+        <w:rPr>
+          <w:rFonts w:ascii="Aptos Mono" w:hAnsi="Aptos Mono"/>
+          <w:b/>
+          <w:bCs/>
+        </w:rPr>
+        <w:t>Controls</w:t>
+      </w:r>
+      <w:r>
+        <w:rPr>
+          <w:rFonts w:ascii="Aptos Mono" w:hAnsi="Aptos Mono"/>
+        </w:rPr>
+        <w:t>: Enables OrbitControls for interactive orbiting/panning/zooming of the camera.</w:t>
+      </w:r>
+    </w:p>
+    <w:p>
+      <w:pPr>
+        <w:numPr>
+          <w:ilvl w:val="0"/>
+          <w:numId w:val="1"/>
+        </w:numPr>
+        <w:rPr>
+          <w:rFonts w:ascii="Aptos Mono" w:hAnsi="Aptos Mono"/>
+        </w:rPr>
+      </w:pPr>
+      <w:r>
+        <w:rPr>
+          <w:rFonts w:ascii="Aptos Mono" w:hAnsi="Aptos Mono"/>
+          <w:b/>
+          <w:bCs/>
+        </w:rPr>
+        <w:t>Module Calls</w:t>
+      </w:r>
+      <w:r>
+        <w:rPr>
+          <w:rFonts w:ascii="Aptos Mono" w:hAnsi="Aptos Mono"/>
+        </w:rPr>
+        <w:t>: Calls functions from statues.js and seasons.js to load 3D models and set up seasonal effects.</w:t>
+      </w:r>
+    </w:p>
+    <w:p>
+      <w:pPr>
+        <w:numPr>
+          <w:ilvl w:val="0"/>
+          <w:numId w:val="1"/>
+        </w:numPr>
+        <w:rPr>
+          <w:rFonts w:ascii="Aptos Mono" w:hAnsi="Aptos Mono"/>
+        </w:rPr>
+      </w:pPr>
+      <w:r>
+        <w:rPr>
+          <w:rFonts w:ascii="Aptos Mono" w:hAnsi="Aptos Mono"/>
+          <w:b/>
+          <w:bCs/>
+        </w:rPr>
+        <w:t>Animation Loop</w:t>
+      </w:r>
+      <w:r>
+        <w:rPr>
+          <w:rFonts w:ascii="Aptos Mono" w:hAnsi="Aptos Mono"/>
+        </w:rPr>
+        <w:t>: Uses r</w:t>
+      </w:r>
+      <w:r>
+        <w:rPr>
+          <w:rFonts w:ascii="Aptos Mono" w:hAnsi="Aptos Mono"/>
+          <w:highlight w:val="yellow"/>
+        </w:rPr>
+        <w:t>equestAnimationFrame</w:t>
+      </w:r>
+      <w:r>
+        <w:rPr>
+          <w:rFonts w:ascii="Aptos Mono" w:hAnsi="Aptos Mono"/>
+        </w:rPr>
+        <w:t xml:space="preserve"> to render the scene continuously and update any animations (like orbit controls damping or falling snow).</w:t>
+      </w:r>
+    </w:p>
+    <w:p>
+      <w:pPr>
+        <w:rPr>
+          <w:rFonts w:ascii="Aptos Mono" w:hAnsi="Aptos Mono"/>
+        </w:rPr>
+      </w:pPr>
+    </w:p>
+    <w:p>
+      <w:pPr>
+        <w:rPr>
+          <w:rFonts w:ascii="Aptos Mono" w:hAnsi="Aptos Mono"/>
+        </w:rPr>
+      </w:pPr>
+    </w:p>
+    <w:p>
+      <w:pPr>
+        <w:rPr>
+          <w:rFonts w:ascii="Aptos Mono" w:hAnsi="Aptos Mono"/>
+        </w:rPr>
+      </w:pPr>
+    </w:p>
+    <w:p>
+      <w:pPr>
+        <w:rPr>
+          <w:rFonts w:ascii="Aptos Mono" w:hAnsi="Aptos Mono"/>
+        </w:rPr>
+      </w:pPr>
+    </w:p>
+    <w:p>
+      <w:pPr>
+        <w:rPr>
+          <w:rFonts w:ascii="Aptos Mono" w:hAnsi="Aptos Mono"/>
+        </w:rPr>
+      </w:pPr>
+    </w:p>
+    <w:p>
+      <w:pPr>
+        <w:rPr>
+          <w:rFonts w:ascii="Aptos Mono" w:hAnsi="Aptos Mono"/>
+        </w:rPr>
+      </w:pPr>
+    </w:p>
+    <w:p>
+      <w:pPr>
+        <w:rPr>
+          <w:rFonts w:ascii="Aptos Mono" w:hAnsi="Aptos Mono"/>
+        </w:rPr>
+      </w:pPr>
+    </w:p>
+    <w:p>
+      <w:pPr>
+        <w:rPr>
+          <w:rFonts w:ascii="Aptos Mono" w:hAnsi="Aptos Mono"/>
+          <w:b/>
+          <w:bCs/>
+          <w:sz w:val="32"/>
+          <w:szCs w:val="32"/>
+        </w:rPr>
+      </w:pPr>
+      <w:r>
+        <w:rPr>
+          <w:rFonts w:ascii="Aptos Mono" w:hAnsi="Aptos Mono"/>
+          <w:b/>
+          <w:bCs/>
+          <w:sz w:val="32"/>
+          <w:szCs w:val="32"/>
+        </w:rPr>
+        <w:t>statues.js</w:t>
+      </w:r>
+    </w:p>
+    <w:p>
+      <w:pPr>
+        <w:rPr>
+          <w:rFonts w:ascii="Aptos Mono" w:hAnsi="Aptos Mono"/>
+        </w:rPr>
+      </w:pPr>
+      <w:r>
+        <w:rPr>
+          <w:rFonts w:ascii="Aptos Mono" w:hAnsi="Aptos Mono"/>
+        </w:rPr>
+        <w:t>Handles loading and placement of statue models in the scene, and implements interactivity (hover tooltips and click actions for info). This module uses Three.js loaders and raycasting to create an interactive experience.</w:t>
+      </w:r>
+    </w:p>
+    <w:p>
+      <w:pPr>
+        <w:numPr>
+          <w:ilvl w:val="0"/>
+          <w:numId w:val="2"/>
+        </w:numPr>
+        <w:rPr>
+          <w:rFonts w:ascii="Aptos Mono" w:hAnsi="Aptos Mono"/>
+        </w:rPr>
+      </w:pPr>
+      <w:r>
+        <w:rPr>
+          <w:rFonts w:ascii="Aptos Mono" w:hAnsi="Aptos Mono"/>
+          <w:b/>
+          <w:bCs/>
+        </w:rPr>
+        <w:t>Model Loading</w:t>
+      </w:r>
+      <w:r>
+        <w:rPr>
+          <w:rFonts w:ascii="Aptos Mono" w:hAnsi="Aptos Mono"/>
+        </w:rPr>
+        <w:t>: Uses THREE.GLTFLoader to load each statue’s 3D model (GLTF/GLB) asynchronously and adds them to the scene</w:t>
+      </w:r>
+      <w:r>
+        <w:rPr>
+          <w:rFonts w:ascii="Cambria Math" w:hAnsi="Cambria Math" w:cs="Cambria Math"/>
+        </w:rPr>
+        <w:t>​</w:t>
+      </w:r>
+    </w:p>
+    <w:p>
+      <w:pPr>
+        <w:rPr>
+          <w:rFonts w:ascii="Aptos Mono" w:hAnsi="Aptos Mono"/>
+        </w:rPr>
+      </w:pPr>
+      <w:hyperlink r:id="rId7" w:anchor=":~:text=,console.log%28" w:tgtFrame="_blank" w:history="1">
+        <w:r>
+          <w:rPr>
+            <w:rStyle w:val="Hyperlink"/>
+            <w:rFonts w:ascii="Aptos Mono" w:hAnsi="Aptos Mono"/>
+          </w:rPr>
+          <w:t>threejs.org</w:t>
+        </w:r>
+      </w:hyperlink>
+    </w:p>
+    <w:p>
+      <w:pPr>
+        <w:rPr>
+          <w:rFonts w:ascii="Aptos Mono" w:hAnsi="Aptos Mono"/>
+        </w:rPr>
+      </w:pPr>
+      <w:r>
+        <w:rPr>
+          <w:rFonts w:ascii="Aptos Mono" w:hAnsi="Aptos Mono"/>
+        </w:rPr>
+        <w:t>. Positions are set as per statues.json data.</w:t>
+      </w:r>
+    </w:p>
+    <w:p>
+      <w:pPr>
+        <w:numPr>
+          <w:ilvl w:val="0"/>
+          <w:numId w:val="2"/>
+        </w:numPr>
+        <w:rPr>
+          <w:rFonts w:ascii="Aptos Mono" w:hAnsi="Aptos Mono"/>
+        </w:rPr>
+      </w:pPr>
+      <w:r>
+        <w:rPr>
+          <w:rFonts w:ascii="Aptos Mono" w:hAnsi="Aptos Mono"/>
+          <w:b/>
+          <w:bCs/>
+        </w:rPr>
+        <w:t>Placement</w:t>
+      </w:r>
+      <w:r>
+        <w:rPr>
+          <w:rFonts w:ascii="Aptos Mono" w:hAnsi="Aptos Mono"/>
+        </w:rPr>
+        <w:t>: Each statue model is placed at the specified coordinates in the garden and could be scaled or rotated if needed (for proper orientation).</w:t>
+      </w:r>
+    </w:p>
+    <w:p>
+      <w:pPr>
+        <w:numPr>
+          <w:ilvl w:val="0"/>
+          <w:numId w:val="2"/>
+        </w:numPr>
+        <w:rPr>
+          <w:rFonts w:ascii="Aptos Mono" w:hAnsi="Aptos Mono"/>
+        </w:rPr>
+      </w:pPr>
+      <w:r>
+        <w:rPr>
+          <w:rFonts w:ascii="Aptos Mono" w:hAnsi="Aptos Mono"/>
+          <w:b/>
+          <w:bCs/>
+        </w:rPr>
+        <w:t>Hover Tooltip</w:t>
+      </w:r>
+      <w:r>
+        <w:rPr>
+          <w:rFonts w:ascii="Aptos Mono" w:hAnsi="Aptos Mono"/>
+        </w:rPr>
+        <w:t>: A THREE.Raycaster is used for mouse picking</w:t>
+      </w:r>
+      <w:r>
+        <w:rPr>
+          <w:rFonts w:ascii="Cambria Math" w:hAnsi="Cambria Math" w:cs="Cambria Math"/>
+        </w:rPr>
+        <w:t>​</w:t>
+      </w:r>
+    </w:p>
+    <w:p>
+      <w:pPr>
+        <w:rPr>
+          <w:rFonts w:ascii="Aptos Mono" w:hAnsi="Aptos Mono"/>
+        </w:rPr>
+      </w:pPr>
+      <w:hyperlink r:id="rId8" w:anchor=":~:text=Code%20Example" w:tgtFrame="_blank" w:history="1">
+        <w:r>
+          <w:rPr>
+            <w:rStyle w:val="Hyperlink"/>
+            <w:rFonts w:ascii="Aptos Mono" w:hAnsi="Aptos Mono"/>
+          </w:rPr>
+          <w:t>threejs.org</w:t>
+        </w:r>
+      </w:hyperlink>
+    </w:p>
+    <w:p>
+      <w:pPr>
+        <w:rPr>
+          <w:rFonts w:ascii="Aptos Mono" w:hAnsi="Aptos Mono"/>
+        </w:rPr>
+      </w:pPr>
+      <w:r>
+        <w:rPr>
+          <w:rFonts w:ascii="Aptos Mono" w:hAnsi="Aptos Mono"/>
+        </w:rPr>
+        <w:t>. On mouse move, it detects if the pointer intersects any statue; if yes, a tooltip &lt;div&gt; is shown near the cursor with the statue’s name.</w:t>
+      </w:r>
+    </w:p>
+    <w:p>
+      <w:pPr>
+        <w:numPr>
+          <w:ilvl w:val="0"/>
+          <w:numId w:val="2"/>
+        </w:numPr>
+        <w:rPr>
+          <w:rFonts w:ascii="Aptos Mono" w:hAnsi="Aptos Mono"/>
+        </w:rPr>
+      </w:pPr>
+      <w:r>
+        <w:rPr>
+          <w:rFonts w:ascii="Aptos Mono" w:hAnsi="Aptos Mono"/>
+          <w:b/>
+          <w:bCs/>
+        </w:rPr>
+        <w:t>Click Info Panel</w:t>
+      </w:r>
+      <w:r>
+        <w:rPr>
+          <w:rFonts w:ascii="Aptos Mono" w:hAnsi="Aptos Mono"/>
+        </w:rPr>
+        <w:t xml:space="preserve">: On click, the raycaster finds which statue is selected and </w:t>
+      </w:r>
+      <w:r>
+        <w:rPr>
+          <w:rFonts w:ascii="Aptos Mono" w:hAnsi="Aptos Mono"/>
+          <w:highlight w:val="yellow"/>
+        </w:rPr>
+        <w:t>triggers an info panel overlay</w:t>
+      </w:r>
+      <w:r>
+        <w:rPr>
+          <w:rFonts w:ascii="Aptos Mono" w:hAnsi="Aptos Mono"/>
+        </w:rPr>
+        <w:t>. The panel displays detailed information (name, year, image, description, etc.) about the statue.</w:t>
+      </w:r>
+    </w:p>
+    <w:p>
+      <w:pPr>
+        <w:rPr>
+          <w:rFonts w:ascii="Aptos Mono" w:hAnsi="Aptos Mono"/>
+          <w:b/>
+          <w:bCs/>
+        </w:rPr>
+      </w:pPr>
+    </w:p>
+    <w:p>
+      <w:pPr>
+        <w:rPr>
+          <w:rFonts w:ascii="Aptos Mono" w:hAnsi="Aptos Mono"/>
+          <w:b/>
+          <w:bCs/>
+        </w:rPr>
+      </w:pPr>
+    </w:p>
+    <w:p>
+      <w:pPr>
+        <w:rPr>
+          <w:rFonts w:ascii="Aptos Mono" w:hAnsi="Aptos Mono"/>
+          <w:b/>
+          <w:bCs/>
+        </w:rPr>
+      </w:pPr>
+    </w:p>
+    <w:p>
+      <w:pPr>
+        <w:rPr>
+          <w:rFonts w:ascii="Aptos Mono" w:hAnsi="Aptos Mono"/>
+          <w:b/>
+          <w:bCs/>
+        </w:rPr>
+      </w:pPr>
+    </w:p>
+    <w:p>
+      <w:pPr>
+        <w:rPr>
+          <w:rFonts w:ascii="Aptos Mono" w:hAnsi="Aptos Mono"/>
+          <w:b/>
+          <w:bCs/>
+        </w:rPr>
+      </w:pPr>
+    </w:p>
+    <w:p>
+      <w:pPr>
+        <w:rPr>
+          <w:rFonts w:ascii="Aptos Mono" w:hAnsi="Aptos Mono"/>
+          <w:b/>
+          <w:bCs/>
+        </w:rPr>
+      </w:pPr>
+    </w:p>
+    <w:p>
+      <w:pPr>
+        <w:rPr>
+          <w:rFonts w:ascii="Aptos Mono" w:hAnsi="Aptos Mono"/>
+          <w:b/>
+          <w:bCs/>
+        </w:rPr>
+      </w:pPr>
+    </w:p>
+    <w:p>
+      <w:pPr>
+        <w:rPr>
+          <w:rFonts w:ascii="Aptos Mono" w:hAnsi="Aptos Mono"/>
+          <w:b/>
+          <w:bCs/>
+        </w:rPr>
+      </w:pPr>
+    </w:p>
+    <w:p>
+      <w:pPr>
+        <w:rPr>
+          <w:rFonts w:ascii="Aptos Mono" w:hAnsi="Aptos Mono"/>
+          <w:b/>
+          <w:bCs/>
+          <w:sz w:val="32"/>
+          <w:szCs w:val="32"/>
+        </w:rPr>
+      </w:pPr>
+      <w:r>
+        <w:rPr>
+          <w:rFonts w:ascii="Aptos Mono" w:hAnsi="Aptos Mono"/>
+          <w:b/>
+          <w:bCs/>
+          <w:sz w:val="32"/>
+          <w:szCs w:val="32"/>
+        </w:rPr>
+        <w:t>seasons.js</w:t>
+      </w:r>
+    </w:p>
+    <w:p>
+      <w:pPr>
+        <w:rPr>
+          <w:rFonts w:ascii="Aptos Mono" w:hAnsi="Aptos Mono"/>
+        </w:rPr>
+      </w:pPr>
+      <w:r>
+        <w:rPr>
+          <w:rFonts w:ascii="Aptos Mono" w:hAnsi="Aptos Mono"/>
+        </w:rPr>
+        <w:t xml:space="preserve">Implements the </w:t>
+      </w:r>
+      <w:r>
+        <w:rPr>
+          <w:rFonts w:ascii="Aptos Mono" w:hAnsi="Aptos Mono"/>
+          <w:highlight w:val="yellow"/>
+        </w:rPr>
+        <w:t>seasonal effects system</w:t>
+      </w:r>
+      <w:r>
+        <w:rPr>
+          <w:rFonts w:ascii="Aptos Mono" w:hAnsi="Aptos Mono"/>
+        </w:rPr>
+        <w:t>. It creates visual effects for winter, spring, summer, and autumn, and allows the user to switch between these seasons. It also handles any ongoing animations for these effects (like falling snow or leaves).</w:t>
+      </w:r>
+    </w:p>
+    <w:p>
+      <w:pPr>
+        <w:numPr>
+          <w:ilvl w:val="0"/>
+          <w:numId w:val="3"/>
+        </w:numPr>
+        <w:rPr>
+          <w:rFonts w:ascii="Aptos Mono" w:hAnsi="Aptos Mono"/>
+        </w:rPr>
+      </w:pPr>
+      <w:r>
+        <w:rPr>
+          <w:rFonts w:ascii="Aptos Mono" w:hAnsi="Aptos Mono"/>
+          <w:b/>
+          <w:bCs/>
+        </w:rPr>
+        <w:t>Seasonal Effects Setup</w:t>
+      </w:r>
+      <w:r>
+        <w:rPr>
+          <w:rFonts w:ascii="Aptos Mono" w:hAnsi="Aptos Mono"/>
+        </w:rPr>
+        <w:t xml:space="preserve">: Prepares 3D objects or particle systems representing each season’s ambiance: </w:t>
+      </w:r>
+    </w:p>
+    <w:p>
+      <w:pPr>
+        <w:numPr>
+          <w:ilvl w:val="1"/>
+          <w:numId w:val="3"/>
+        </w:numPr>
+        <w:rPr>
+          <w:rFonts w:ascii="Aptos Mono" w:hAnsi="Aptos Mono"/>
+        </w:rPr>
+      </w:pPr>
+      <w:r>
+        <w:rPr>
+          <w:rFonts w:ascii="Aptos Mono" w:hAnsi="Aptos Mono"/>
+          <w:i/>
+          <w:iCs/>
+        </w:rPr>
+        <w:t>Winter</w:t>
+      </w:r>
+      <w:r>
+        <w:rPr>
+          <w:rFonts w:ascii="Aptos Mono" w:hAnsi="Aptos Mono"/>
+        </w:rPr>
+        <w:t>: falling snow effect (e.g., particles or small white objects simulating snowflakes)</w:t>
+      </w:r>
+      <w:r>
+        <w:rPr>
+          <w:rFonts w:ascii="Cambria Math" w:hAnsi="Cambria Math" w:cs="Cambria Math"/>
+        </w:rPr>
+        <w:t>​</w:t>
+      </w:r>
+    </w:p>
+    <w:p>
+      <w:pPr>
+        <w:rPr>
+          <w:rFonts w:ascii="Aptos Mono" w:hAnsi="Aptos Mono"/>
+        </w:rPr>
+      </w:pPr>
+      <w:hyperlink r:id="rId9" w:anchor=":~:text=%2F%2F%20Create%20the%20material%20that,depthTest%3A%20false%2C%20transparent%3A%20true%2C" w:tgtFrame="_blank" w:history="1">
+        <w:r>
+          <w:rPr>
+            <w:rStyle w:val="Hyperlink"/>
+            <w:rFonts w:ascii="Aptos Mono" w:hAnsi="Aptos Mono"/>
+          </w:rPr>
+          <w:t>dev.to</w:t>
+        </w:r>
+      </w:hyperlink>
+    </w:p>
+    <w:p>
+      <w:pPr>
+        <w:rPr>
+          <w:rFonts w:ascii="Aptos Mono" w:hAnsi="Aptos Mono"/>
+        </w:rPr>
+      </w:pPr>
+      <w:r>
+        <w:rPr>
+          <w:rFonts w:ascii="Aptos Mono" w:hAnsi="Aptos Mono"/>
+        </w:rPr>
+        <w:t>.</w:t>
+      </w:r>
+    </w:p>
+    <w:p>
+      <w:pPr>
+        <w:numPr>
+          <w:ilvl w:val="1"/>
+          <w:numId w:val="3"/>
+        </w:numPr>
+        <w:rPr>
+          <w:rFonts w:ascii="Aptos Mono" w:hAnsi="Aptos Mono"/>
+        </w:rPr>
+      </w:pPr>
+      <w:r>
+        <w:rPr>
+          <w:rFonts w:ascii="Aptos Mono" w:hAnsi="Aptos Mono"/>
+          <w:i/>
+          <w:iCs/>
+        </w:rPr>
+        <w:t>Spring</w:t>
+      </w:r>
+      <w:r>
+        <w:rPr>
+          <w:rFonts w:ascii="Aptos Mono" w:hAnsi="Aptos Mono"/>
+        </w:rPr>
+        <w:t>: birds chirping or flying (e.g., animated models or sprite objects to represent birds/butterflies).</w:t>
+      </w:r>
+    </w:p>
+    <w:p>
+      <w:pPr>
+        <w:numPr>
+          <w:ilvl w:val="1"/>
+          <w:numId w:val="3"/>
+        </w:numPr>
+        <w:rPr>
+          <w:rFonts w:ascii="Aptos Mono" w:hAnsi="Aptos Mono"/>
+        </w:rPr>
+      </w:pPr>
+      <w:r>
+        <w:rPr>
+          <w:rFonts w:ascii="Aptos Mono" w:hAnsi="Aptos Mono"/>
+          <w:i/>
+          <w:iCs/>
+        </w:rPr>
+        <w:t>Summer</w:t>
+      </w:r>
+      <w:r>
+        <w:rPr>
+          <w:rFonts w:ascii="Aptos Mono" w:hAnsi="Aptos Mono"/>
+        </w:rPr>
+        <w:t>: blooming flowers in the garden (e.g., flower models or colorful sprites on the ground).</w:t>
+      </w:r>
+    </w:p>
+    <w:p>
+      <w:pPr>
+        <w:numPr>
+          <w:ilvl w:val="1"/>
+          <w:numId w:val="3"/>
+        </w:numPr>
+        <w:rPr>
+          <w:rFonts w:ascii="Aptos Mono" w:hAnsi="Aptos Mono"/>
+        </w:rPr>
+      </w:pPr>
+      <w:r>
+        <w:rPr>
+          <w:rFonts w:ascii="Aptos Mono" w:hAnsi="Aptos Mono"/>
+          <w:i/>
+          <w:iCs/>
+        </w:rPr>
+        <w:t>Autumn</w:t>
+      </w:r>
+      <w:r>
+        <w:rPr>
+          <w:rFonts w:ascii="Aptos Mono" w:hAnsi="Aptos Mono"/>
+        </w:rPr>
+        <w:t>: falling leaves (e.g., brown leaf sprites or planes slowly drifting downwards).</w:t>
+      </w:r>
+    </w:p>
+    <w:p>
+      <w:pPr>
+        <w:numPr>
+          <w:ilvl w:val="0"/>
+          <w:numId w:val="3"/>
+        </w:numPr>
+        <w:rPr>
+          <w:rFonts w:ascii="Aptos Mono" w:hAnsi="Aptos Mono"/>
+          <w:highlight w:val="yellow"/>
+        </w:rPr>
+      </w:pPr>
+      <w:r>
+        <w:rPr>
+          <w:rFonts w:ascii="Aptos Mono" w:hAnsi="Aptos Mono"/>
+          <w:b/>
+          <w:bCs/>
+        </w:rPr>
+        <w:t>Season Toggle Menu</w:t>
+      </w:r>
+      <w:r>
+        <w:rPr>
+          <w:rFonts w:ascii="Aptos Mono" w:hAnsi="Aptos Mono"/>
+        </w:rPr>
+        <w:t xml:space="preserve">: Creates a simple UI (e.g., a fixed menu with buttons or dropdown) to switch seasons. When a season is selected, </w:t>
+      </w:r>
+      <w:r>
+        <w:rPr>
+          <w:rFonts w:ascii="Aptos Mono" w:hAnsi="Aptos Mono"/>
+          <w:highlight w:val="yellow"/>
+        </w:rPr>
+        <w:t>it enables that season’s group of effects and disables the others.</w:t>
+      </w:r>
+    </w:p>
+    <w:p>
+      <w:pPr>
+        <w:numPr>
+          <w:ilvl w:val="0"/>
+          <w:numId w:val="3"/>
+        </w:numPr>
+        <w:rPr>
+          <w:rFonts w:ascii="Aptos Mono" w:hAnsi="Aptos Mono"/>
+        </w:rPr>
+      </w:pPr>
+      <w:r>
+        <w:rPr>
+          <w:rFonts w:ascii="Aptos Mono" w:hAnsi="Aptos Mono"/>
+          <w:b/>
+          <w:bCs/>
+        </w:rPr>
+        <w:t>Dynamic Updates</w:t>
+      </w:r>
+      <w:r>
+        <w:rPr>
+          <w:rFonts w:ascii="Aptos Mono" w:hAnsi="Aptos Mono"/>
+        </w:rPr>
+        <w:t xml:space="preserve">: </w:t>
+      </w:r>
+      <w:r>
+        <w:rPr>
+          <w:rFonts w:ascii="Aptos Mono" w:hAnsi="Aptos Mono"/>
+          <w:highlight w:val="yellow"/>
+        </w:rPr>
+        <w:t>Contains an update function</w:t>
+      </w:r>
+      <w:r>
+        <w:rPr>
+          <w:rFonts w:ascii="Aptos Mono" w:hAnsi="Aptos Mono"/>
+        </w:rPr>
+        <w:t xml:space="preserve"> (called each frame) to animate seasonal elements (like moving snow or leaves over time). This keeps the scene lively with season-specific motion.</w:t>
+      </w:r>
+    </w:p>
+    <w:p/>
+    <w:p>
+      <w:pPr>
+        <w:rPr>
+          <w:b/>
+          <w:bCs/>
+          <w:sz w:val="32"/>
+          <w:szCs w:val="32"/>
+        </w:rPr>
+      </w:pPr>
+      <w:r>
+        <w:rPr>
+          <w:sz w:val="32"/>
+          <w:szCs w:val="32"/>
+        </w:rPr>
+        <w:t xml:space="preserve"> </w:t>
+      </w:r>
+      <w:r>
+        <w:rPr>
+          <w:b/>
+          <w:bCs/>
+          <w:sz w:val="32"/>
+          <w:szCs w:val="32"/>
+        </w:rPr>
+        <w:t>data.js</w:t>
+      </w:r>
+    </w:p>
+    <w:p>
+      <w:r>
+        <w:t>Responsible for loading and providing access to the statue data from the statues.json file. This keeps data logic separate from rendering logic.</w:t>
+      </w:r>
+    </w:p>
+    <w:p>
+      <w:pPr>
+        <w:numPr>
+          <w:ilvl w:val="0"/>
+          <w:numId w:val="4"/>
+        </w:numPr>
+      </w:pPr>
+      <w:r>
+        <w:rPr>
+          <w:b/>
+          <w:bCs/>
+        </w:rPr>
+        <w:t>Data Loading</w:t>
+      </w:r>
+      <w:r>
+        <w:t>: Fetches the JSON file containing statue details (could use fetch() as shown, or another method to import the JSON) when needed.</w:t>
+      </w:r>
+    </w:p>
+    <w:p>
+      <w:pPr>
+        <w:numPr>
+          <w:ilvl w:val="0"/>
+          <w:numId w:val="4"/>
+        </w:numPr>
+      </w:pPr>
+      <w:r>
+        <w:rPr>
+          <w:b/>
+          <w:bCs/>
+        </w:rPr>
+        <w:t>Data Access Functions</w:t>
+      </w:r>
+      <w:r>
+        <w:t>: Exposes functions that other modules (like statues.js) can call to get statue information. For example, a function to get the full list of statues or to look up a statue by name or ID.</w:t>
+      </w:r>
+    </w:p>
+    <w:p>
+      <w:pPr>
+        <w:rPr>
+          <w:lang w:val="is-IS"/>
+        </w:rPr>
+      </w:pPr>
+    </w:p>
+    <w:p>
+      <w:pPr>
+        <w:rPr>
+          <w:lang w:val="is-IS"/>
+        </w:rPr>
+      </w:pPr>
+    </w:p>
+    <w:p>
+      <w:pPr>
+        <w:rPr>
+          <w:b/>
+          <w:bCs/>
+          <w:sz w:val="32"/>
+          <w:szCs w:val="32"/>
+        </w:rPr>
+      </w:pPr>
+      <w:r>
+        <w:rPr>
+          <w:b/>
+          <w:bCs/>
+          <w:sz w:val="32"/>
+          <w:szCs w:val="32"/>
+        </w:rPr>
+        <w:lastRenderedPageBreak/>
+        <w:t>statues.json</w:t>
+      </w:r>
+    </w:p>
+    <w:p>
+      <w:r>
+        <w:t>A static JSON file that contains an array of objects, each describing a sculpture in the Ásmundarsafn garden. This acts as a simple database of statue information. Fields typically include the statue’s name, year, file paths for its 3D model and an image, and the position where it should be placed in the scene.</w:t>
+      </w:r>
+    </w:p>
+    <w:p>
+      <w:pPr>
+        <w:rPr>
+          <w:lang w:val="is-IS"/>
+        </w:rPr>
+      </w:pPr>
+    </w:p>
+    <w:p>
+      <w:pPr>
+        <w:rPr>
+          <w:b/>
+          <w:bCs/>
+          <w:sz w:val="32"/>
+          <w:szCs w:val="32"/>
+        </w:rPr>
+      </w:pPr>
+      <w:r>
+        <w:rPr>
+          <w:b/>
+          <w:bCs/>
+          <w:sz w:val="32"/>
+          <w:szCs w:val="32"/>
+        </w:rPr>
+        <w:t>styles.css</w:t>
+      </w:r>
+    </w:p>
+    <w:p>
+      <w:r>
+        <w:t>Defines the CSS styles for the UI overlay elements like tooltips, info panels, and the season menu, as well as any general page styles needed for the 3D scene.</w:t>
+      </w:r>
+    </w:p>
+    <w:p>
+      <w:pPr>
+        <w:numPr>
+          <w:ilvl w:val="0"/>
+          <w:numId w:val="5"/>
+        </w:numPr>
+      </w:pPr>
+      <w:r>
+        <w:rPr>
+          <w:b/>
+          <w:bCs/>
+        </w:rPr>
+        <w:t>Reset/Basic Styles</w:t>
+      </w:r>
+      <w:r>
+        <w:t>: Makes the canvas fill the screen and removes default margins, so the 3D scene covers the full viewport.</w:t>
+      </w:r>
+    </w:p>
+    <w:p>
+      <w:pPr>
+        <w:numPr>
+          <w:ilvl w:val="0"/>
+          <w:numId w:val="5"/>
+        </w:numPr>
+      </w:pPr>
+      <w:r>
+        <w:rPr>
+          <w:b/>
+          <w:bCs/>
+        </w:rPr>
+        <w:t>Tooltip Style</w:t>
+      </w:r>
+      <w:r>
+        <w:t>: Small semi-transparent box that follows the cursor when hovering a statue, showing the statue’s name.</w:t>
+      </w:r>
+    </w:p>
+    <w:p>
+      <w:pPr>
+        <w:numPr>
+          <w:ilvl w:val="0"/>
+          <w:numId w:val="5"/>
+        </w:numPr>
+      </w:pPr>
+      <w:r>
+        <w:rPr>
+          <w:b/>
+          <w:bCs/>
+        </w:rPr>
+        <w:t>Info Panel Style</w:t>
+      </w:r>
+      <w:r>
+        <w:t>: A fixed panel that appears (e.g., at a corner of the screen) when a statue is clicked, containing text and an image. Styled with a background and scrolling as needed.</w:t>
+      </w:r>
+    </w:p>
+    <w:p>
+      <w:pPr>
+        <w:numPr>
+          <w:ilvl w:val="0"/>
+          <w:numId w:val="5"/>
+        </w:numPr>
+      </w:pPr>
+      <w:r>
+        <w:rPr>
+          <w:b/>
+          <w:bCs/>
+        </w:rPr>
+        <w:t>Season Menu Style</w:t>
+      </w:r>
+      <w:r>
+        <w:t>: Positions the season toggle UI (e.g., a set of buttons) at a convenient spot on screen and gives it a simple look.</w:t>
+      </w:r>
+    </w:p>
+    <w:p>
+      <w:pPr>
+        <w:numPr>
+          <w:ilvl w:val="0"/>
+          <w:numId w:val="5"/>
+        </w:numPr>
+      </w:pPr>
+      <w:r>
+        <w:rPr>
+          <w:b/>
+          <w:bCs/>
+        </w:rPr>
+        <w:t>Seasonal Effects</w:t>
+      </w:r>
+      <w:r>
+        <w:t>: (If needed) styling for any HTML elements used by seasonal effects. In our case, seasonal effects are in-canvas, so this might be minimal.</w:t>
+      </w:r>
+    </w:p>
+    <w:p>
+      <w:pPr>
+        <w:rPr>
+          <w:lang w:val="is-IS"/>
+        </w:rPr>
+      </w:pPr>
     </w:p>
     <w:p>
       <w:pPr>
@@ -46,6 +1148,771 @@
     </w:sectPr>
   </w:body>
 </w:document>
+</file>
+
+<file path=word/numbering.xml><?xml version="1.0" encoding="utf-8"?>
+<w:numbering xmlns:wpc="http://schemas.microsoft.com/office/word/2010/wordprocessingCanvas" xmlns:cx="http://schemas.microsoft.com/office/drawing/2014/chartex" xmlns:cx1="http://schemas.microsoft.com/office/drawing/2015/9/8/chartex" xmlns:cx2="http://schemas.microsoft.com/office/drawing/2015/10/21/chartex" xmlns:cx3="http://schemas.microsoft.com/office/drawing/2016/5/9/chartex" xmlns:cx4="http://schemas.microsoft.com/office/drawing/2016/5/10/chartex" xmlns:cx5="http://schemas.microsoft.com/office/drawing/2016/5/11/chartex" xmlns:cx6="http://schemas.microsoft.com/office/drawing/2016/5/12/chartex" xmlns:cx7="http://schemas.microsoft.com/office/drawing/2016/5/13/chartex" xmlns:cx8="http://schemas.microsoft.com/office/drawing/2016/5/14/chartex" xmlns:mc="http://schemas.openxmlformats.org/markup-compatibility/2006" xmlns:aink="http://schemas.microsoft.com/office/drawing/2016/ink" xmlns:am3d="http://schemas.microsoft.com/office/drawing/2017/model3d" xmlns:o="urn:schemas-microsoft-com:office:office" xmlns:oel="http://schemas.microsoft.com/office/2019/extlst" xmlns:r="http://schemas.openxmlformats.org/officeDocument/2006/relationships" xmlns:m="http://schemas.openxmlformats.org/officeDocument/2006/math" xmlns:v="urn:schemas-microsoft-com:vml" xmlns:wp14="http://schemas.microsoft.com/office/word/2010/wordprocessingDrawing" xmlns:wp="http://schemas.openxmlformats.org/drawingml/2006/wordprocessingDrawing" xmlns:w10="urn:schemas-microsoft-com:office:word" xmlns:w="http://schemas.openxmlformats.org/wordprocessingml/2006/main" xmlns:w14="http://schemas.microsoft.com/office/word/2010/wordml" xmlns:w15="http://schemas.microsoft.com/office/word/2012/wordml" xmlns:w16cex="http://schemas.microsoft.com/office/word/2018/wordml/cex" xmlns:w16cid="http://schemas.microsoft.com/office/word/2016/wordml/cid" xmlns:w16="http://schemas.microsoft.com/office/word/2018/wordml" xmlns:w16du="http://schemas.microsoft.com/office/word/2023/wordml/word16du" xmlns:w16sdtdh="http://schemas.microsoft.com/office/word/2020/wordml/sdtdatahash" xmlns:w16sdtfl="http://schemas.microsoft.com/office/word/2024/wordml/sdtformatlock" xmlns:w16se="http://schemas.microsoft.com/office/word/2015/wordml/symex" xmlns:wpg="http://schemas.microsoft.com/office/word/2010/wordprocessingGroup" xmlns:wpi="http://schemas.microsoft.com/office/word/2010/wordprocessingInk" xmlns:wne="http://schemas.microsoft.com/office/word/2006/wordml" xmlns:wps="http://schemas.microsoft.com/office/word/2010/wordprocessingShape" mc:Ignorable="w14 w15 w16se w16cid w16 w16cex w16sdtdh w16sdtfl w16du wp14">
+  <w:abstractNum w:abstractNumId="0" w15:restartNumberingAfterBreak="0">
+    <w:nsid w:val="12463289"/>
+    <w:multiLevelType w:val="multilevel"/>
+    <w:tmpl w:val="C02613C0"/>
+    <w:lvl w:ilvl="0">
+      <w:start w:val="1"/>
+      <w:numFmt w:val="bullet"/>
+      <w:lvlText w:val=""/>
+      <w:lvlJc w:val="left"/>
+      <w:pPr>
+        <w:tabs>
+          <w:tab w:val="num" w:pos="720"/>
+        </w:tabs>
+        <w:ind w:left="720" w:hanging="360"/>
+      </w:pPr>
+      <w:rPr>
+        <w:rFonts w:ascii="Symbol" w:hAnsi="Symbol" w:hint="default"/>
+        <w:sz w:val="20"/>
+      </w:rPr>
+    </w:lvl>
+    <w:lvl w:ilvl="1" w:tentative="1">
+      <w:start w:val="1"/>
+      <w:numFmt w:val="bullet"/>
+      <w:lvlText w:val="o"/>
+      <w:lvlJc w:val="left"/>
+      <w:pPr>
+        <w:tabs>
+          <w:tab w:val="num" w:pos="1440"/>
+        </w:tabs>
+        <w:ind w:left="1440" w:hanging="360"/>
+      </w:pPr>
+      <w:rPr>
+        <w:rFonts w:ascii="Courier New" w:hAnsi="Courier New" w:hint="default"/>
+        <w:sz w:val="20"/>
+      </w:rPr>
+    </w:lvl>
+    <w:lvl w:ilvl="2" w:tentative="1">
+      <w:start w:val="1"/>
+      <w:numFmt w:val="bullet"/>
+      <w:lvlText w:val=""/>
+      <w:lvlJc w:val="left"/>
+      <w:pPr>
+        <w:tabs>
+          <w:tab w:val="num" w:pos="2160"/>
+        </w:tabs>
+        <w:ind w:left="2160" w:hanging="360"/>
+      </w:pPr>
+      <w:rPr>
+        <w:rFonts w:ascii="Wingdings" w:hAnsi="Wingdings" w:hint="default"/>
+        <w:sz w:val="20"/>
+      </w:rPr>
+    </w:lvl>
+    <w:lvl w:ilvl="3" w:tentative="1">
+      <w:start w:val="1"/>
+      <w:numFmt w:val="bullet"/>
+      <w:lvlText w:val=""/>
+      <w:lvlJc w:val="left"/>
+      <w:pPr>
+        <w:tabs>
+          <w:tab w:val="num" w:pos="2880"/>
+        </w:tabs>
+        <w:ind w:left="2880" w:hanging="360"/>
+      </w:pPr>
+      <w:rPr>
+        <w:rFonts w:ascii="Wingdings" w:hAnsi="Wingdings" w:hint="default"/>
+        <w:sz w:val="20"/>
+      </w:rPr>
+    </w:lvl>
+    <w:lvl w:ilvl="4" w:tentative="1">
+      <w:start w:val="1"/>
+      <w:numFmt w:val="bullet"/>
+      <w:lvlText w:val=""/>
+      <w:lvlJc w:val="left"/>
+      <w:pPr>
+        <w:tabs>
+          <w:tab w:val="num" w:pos="3600"/>
+        </w:tabs>
+        <w:ind w:left="3600" w:hanging="360"/>
+      </w:pPr>
+      <w:rPr>
+        <w:rFonts w:ascii="Wingdings" w:hAnsi="Wingdings" w:hint="default"/>
+        <w:sz w:val="20"/>
+      </w:rPr>
+    </w:lvl>
+    <w:lvl w:ilvl="5" w:tentative="1">
+      <w:start w:val="1"/>
+      <w:numFmt w:val="bullet"/>
+      <w:lvlText w:val=""/>
+      <w:lvlJc w:val="left"/>
+      <w:pPr>
+        <w:tabs>
+          <w:tab w:val="num" w:pos="4320"/>
+        </w:tabs>
+        <w:ind w:left="4320" w:hanging="360"/>
+      </w:pPr>
+      <w:rPr>
+        <w:rFonts w:ascii="Wingdings" w:hAnsi="Wingdings" w:hint="default"/>
+        <w:sz w:val="20"/>
+      </w:rPr>
+    </w:lvl>
+    <w:lvl w:ilvl="6" w:tentative="1">
+      <w:start w:val="1"/>
+      <w:numFmt w:val="bullet"/>
+      <w:lvlText w:val=""/>
+      <w:lvlJc w:val="left"/>
+      <w:pPr>
+        <w:tabs>
+          <w:tab w:val="num" w:pos="5040"/>
+        </w:tabs>
+        <w:ind w:left="5040" w:hanging="360"/>
+      </w:pPr>
+      <w:rPr>
+        <w:rFonts w:ascii="Wingdings" w:hAnsi="Wingdings" w:hint="default"/>
+        <w:sz w:val="20"/>
+      </w:rPr>
+    </w:lvl>
+    <w:lvl w:ilvl="7" w:tentative="1">
+      <w:start w:val="1"/>
+      <w:numFmt w:val="bullet"/>
+      <w:lvlText w:val=""/>
+      <w:lvlJc w:val="left"/>
+      <w:pPr>
+        <w:tabs>
+          <w:tab w:val="num" w:pos="5760"/>
+        </w:tabs>
+        <w:ind w:left="5760" w:hanging="360"/>
+      </w:pPr>
+      <w:rPr>
+        <w:rFonts w:ascii="Wingdings" w:hAnsi="Wingdings" w:hint="default"/>
+        <w:sz w:val="20"/>
+      </w:rPr>
+    </w:lvl>
+    <w:lvl w:ilvl="8" w:tentative="1">
+      <w:start w:val="1"/>
+      <w:numFmt w:val="bullet"/>
+      <w:lvlText w:val=""/>
+      <w:lvlJc w:val="left"/>
+      <w:pPr>
+        <w:tabs>
+          <w:tab w:val="num" w:pos="6480"/>
+        </w:tabs>
+        <w:ind w:left="6480" w:hanging="360"/>
+      </w:pPr>
+      <w:rPr>
+        <w:rFonts w:ascii="Wingdings" w:hAnsi="Wingdings" w:hint="default"/>
+        <w:sz w:val="20"/>
+      </w:rPr>
+    </w:lvl>
+  </w:abstractNum>
+  <w:abstractNum w:abstractNumId="1" w15:restartNumberingAfterBreak="0">
+    <w:nsid w:val="299E477A"/>
+    <w:multiLevelType w:val="multilevel"/>
+    <w:tmpl w:val="C2CA562E"/>
+    <w:lvl w:ilvl="0">
+      <w:start w:val="1"/>
+      <w:numFmt w:val="bullet"/>
+      <w:lvlText w:val=""/>
+      <w:lvlJc w:val="left"/>
+      <w:pPr>
+        <w:tabs>
+          <w:tab w:val="num" w:pos="720"/>
+        </w:tabs>
+        <w:ind w:left="720" w:hanging="360"/>
+      </w:pPr>
+      <w:rPr>
+        <w:rFonts w:ascii="Symbol" w:hAnsi="Symbol" w:hint="default"/>
+        <w:sz w:val="20"/>
+      </w:rPr>
+    </w:lvl>
+    <w:lvl w:ilvl="1">
+      <w:start w:val="1"/>
+      <w:numFmt w:val="bullet"/>
+      <w:lvlText w:val="o"/>
+      <w:lvlJc w:val="left"/>
+      <w:pPr>
+        <w:tabs>
+          <w:tab w:val="num" w:pos="1440"/>
+        </w:tabs>
+        <w:ind w:left="1440" w:hanging="360"/>
+      </w:pPr>
+      <w:rPr>
+        <w:rFonts w:ascii="Courier New" w:hAnsi="Courier New" w:hint="default"/>
+        <w:sz w:val="20"/>
+      </w:rPr>
+    </w:lvl>
+    <w:lvl w:ilvl="2" w:tentative="1">
+      <w:start w:val="1"/>
+      <w:numFmt w:val="bullet"/>
+      <w:lvlText w:val=""/>
+      <w:lvlJc w:val="left"/>
+      <w:pPr>
+        <w:tabs>
+          <w:tab w:val="num" w:pos="2160"/>
+        </w:tabs>
+        <w:ind w:left="2160" w:hanging="360"/>
+      </w:pPr>
+      <w:rPr>
+        <w:rFonts w:ascii="Wingdings" w:hAnsi="Wingdings" w:hint="default"/>
+        <w:sz w:val="20"/>
+      </w:rPr>
+    </w:lvl>
+    <w:lvl w:ilvl="3" w:tentative="1">
+      <w:start w:val="1"/>
+      <w:numFmt w:val="bullet"/>
+      <w:lvlText w:val=""/>
+      <w:lvlJc w:val="left"/>
+      <w:pPr>
+        <w:tabs>
+          <w:tab w:val="num" w:pos="2880"/>
+        </w:tabs>
+        <w:ind w:left="2880" w:hanging="360"/>
+      </w:pPr>
+      <w:rPr>
+        <w:rFonts w:ascii="Wingdings" w:hAnsi="Wingdings" w:hint="default"/>
+        <w:sz w:val="20"/>
+      </w:rPr>
+    </w:lvl>
+    <w:lvl w:ilvl="4" w:tentative="1">
+      <w:start w:val="1"/>
+      <w:numFmt w:val="bullet"/>
+      <w:lvlText w:val=""/>
+      <w:lvlJc w:val="left"/>
+      <w:pPr>
+        <w:tabs>
+          <w:tab w:val="num" w:pos="3600"/>
+        </w:tabs>
+        <w:ind w:left="3600" w:hanging="360"/>
+      </w:pPr>
+      <w:rPr>
+        <w:rFonts w:ascii="Wingdings" w:hAnsi="Wingdings" w:hint="default"/>
+        <w:sz w:val="20"/>
+      </w:rPr>
+    </w:lvl>
+    <w:lvl w:ilvl="5" w:tentative="1">
+      <w:start w:val="1"/>
+      <w:numFmt w:val="bullet"/>
+      <w:lvlText w:val=""/>
+      <w:lvlJc w:val="left"/>
+      <w:pPr>
+        <w:tabs>
+          <w:tab w:val="num" w:pos="4320"/>
+        </w:tabs>
+        <w:ind w:left="4320" w:hanging="360"/>
+      </w:pPr>
+      <w:rPr>
+        <w:rFonts w:ascii="Wingdings" w:hAnsi="Wingdings" w:hint="default"/>
+        <w:sz w:val="20"/>
+      </w:rPr>
+    </w:lvl>
+    <w:lvl w:ilvl="6" w:tentative="1">
+      <w:start w:val="1"/>
+      <w:numFmt w:val="bullet"/>
+      <w:lvlText w:val=""/>
+      <w:lvlJc w:val="left"/>
+      <w:pPr>
+        <w:tabs>
+          <w:tab w:val="num" w:pos="5040"/>
+        </w:tabs>
+        <w:ind w:left="5040" w:hanging="360"/>
+      </w:pPr>
+      <w:rPr>
+        <w:rFonts w:ascii="Wingdings" w:hAnsi="Wingdings" w:hint="default"/>
+        <w:sz w:val="20"/>
+      </w:rPr>
+    </w:lvl>
+    <w:lvl w:ilvl="7" w:tentative="1">
+      <w:start w:val="1"/>
+      <w:numFmt w:val="bullet"/>
+      <w:lvlText w:val=""/>
+      <w:lvlJc w:val="left"/>
+      <w:pPr>
+        <w:tabs>
+          <w:tab w:val="num" w:pos="5760"/>
+        </w:tabs>
+        <w:ind w:left="5760" w:hanging="360"/>
+      </w:pPr>
+      <w:rPr>
+        <w:rFonts w:ascii="Wingdings" w:hAnsi="Wingdings" w:hint="default"/>
+        <w:sz w:val="20"/>
+      </w:rPr>
+    </w:lvl>
+    <w:lvl w:ilvl="8" w:tentative="1">
+      <w:start w:val="1"/>
+      <w:numFmt w:val="bullet"/>
+      <w:lvlText w:val=""/>
+      <w:lvlJc w:val="left"/>
+      <w:pPr>
+        <w:tabs>
+          <w:tab w:val="num" w:pos="6480"/>
+        </w:tabs>
+        <w:ind w:left="6480" w:hanging="360"/>
+      </w:pPr>
+      <w:rPr>
+        <w:rFonts w:ascii="Wingdings" w:hAnsi="Wingdings" w:hint="default"/>
+        <w:sz w:val="20"/>
+      </w:rPr>
+    </w:lvl>
+  </w:abstractNum>
+  <w:abstractNum w:abstractNumId="2" w15:restartNumberingAfterBreak="0">
+    <w:nsid w:val="47346BE1"/>
+    <w:multiLevelType w:val="multilevel"/>
+    <w:tmpl w:val="EB00E1BE"/>
+    <w:lvl w:ilvl="0">
+      <w:start w:val="1"/>
+      <w:numFmt w:val="bullet"/>
+      <w:lvlText w:val=""/>
+      <w:lvlJc w:val="left"/>
+      <w:pPr>
+        <w:tabs>
+          <w:tab w:val="num" w:pos="720"/>
+        </w:tabs>
+        <w:ind w:left="720" w:hanging="360"/>
+      </w:pPr>
+      <w:rPr>
+        <w:rFonts w:ascii="Symbol" w:hAnsi="Symbol" w:hint="default"/>
+        <w:sz w:val="20"/>
+      </w:rPr>
+    </w:lvl>
+    <w:lvl w:ilvl="1" w:tentative="1">
+      <w:start w:val="1"/>
+      <w:numFmt w:val="bullet"/>
+      <w:lvlText w:val="o"/>
+      <w:lvlJc w:val="left"/>
+      <w:pPr>
+        <w:tabs>
+          <w:tab w:val="num" w:pos="1440"/>
+        </w:tabs>
+        <w:ind w:left="1440" w:hanging="360"/>
+      </w:pPr>
+      <w:rPr>
+        <w:rFonts w:ascii="Courier New" w:hAnsi="Courier New" w:hint="default"/>
+        <w:sz w:val="20"/>
+      </w:rPr>
+    </w:lvl>
+    <w:lvl w:ilvl="2" w:tentative="1">
+      <w:start w:val="1"/>
+      <w:numFmt w:val="bullet"/>
+      <w:lvlText w:val=""/>
+      <w:lvlJc w:val="left"/>
+      <w:pPr>
+        <w:tabs>
+          <w:tab w:val="num" w:pos="2160"/>
+        </w:tabs>
+        <w:ind w:left="2160" w:hanging="360"/>
+      </w:pPr>
+      <w:rPr>
+        <w:rFonts w:ascii="Wingdings" w:hAnsi="Wingdings" w:hint="default"/>
+        <w:sz w:val="20"/>
+      </w:rPr>
+    </w:lvl>
+    <w:lvl w:ilvl="3" w:tentative="1">
+      <w:start w:val="1"/>
+      <w:numFmt w:val="bullet"/>
+      <w:lvlText w:val=""/>
+      <w:lvlJc w:val="left"/>
+      <w:pPr>
+        <w:tabs>
+          <w:tab w:val="num" w:pos="2880"/>
+        </w:tabs>
+        <w:ind w:left="2880" w:hanging="360"/>
+      </w:pPr>
+      <w:rPr>
+        <w:rFonts w:ascii="Wingdings" w:hAnsi="Wingdings" w:hint="default"/>
+        <w:sz w:val="20"/>
+      </w:rPr>
+    </w:lvl>
+    <w:lvl w:ilvl="4" w:tentative="1">
+      <w:start w:val="1"/>
+      <w:numFmt w:val="bullet"/>
+      <w:lvlText w:val=""/>
+      <w:lvlJc w:val="left"/>
+      <w:pPr>
+        <w:tabs>
+          <w:tab w:val="num" w:pos="3600"/>
+        </w:tabs>
+        <w:ind w:left="3600" w:hanging="360"/>
+      </w:pPr>
+      <w:rPr>
+        <w:rFonts w:ascii="Wingdings" w:hAnsi="Wingdings" w:hint="default"/>
+        <w:sz w:val="20"/>
+      </w:rPr>
+    </w:lvl>
+    <w:lvl w:ilvl="5" w:tentative="1">
+      <w:start w:val="1"/>
+      <w:numFmt w:val="bullet"/>
+      <w:lvlText w:val=""/>
+      <w:lvlJc w:val="left"/>
+      <w:pPr>
+        <w:tabs>
+          <w:tab w:val="num" w:pos="4320"/>
+        </w:tabs>
+        <w:ind w:left="4320" w:hanging="360"/>
+      </w:pPr>
+      <w:rPr>
+        <w:rFonts w:ascii="Wingdings" w:hAnsi="Wingdings" w:hint="default"/>
+        <w:sz w:val="20"/>
+      </w:rPr>
+    </w:lvl>
+    <w:lvl w:ilvl="6" w:tentative="1">
+      <w:start w:val="1"/>
+      <w:numFmt w:val="bullet"/>
+      <w:lvlText w:val=""/>
+      <w:lvlJc w:val="left"/>
+      <w:pPr>
+        <w:tabs>
+          <w:tab w:val="num" w:pos="5040"/>
+        </w:tabs>
+        <w:ind w:left="5040" w:hanging="360"/>
+      </w:pPr>
+      <w:rPr>
+        <w:rFonts w:ascii="Wingdings" w:hAnsi="Wingdings" w:hint="default"/>
+        <w:sz w:val="20"/>
+      </w:rPr>
+    </w:lvl>
+    <w:lvl w:ilvl="7" w:tentative="1">
+      <w:start w:val="1"/>
+      <w:numFmt w:val="bullet"/>
+      <w:lvlText w:val=""/>
+      <w:lvlJc w:val="left"/>
+      <w:pPr>
+        <w:tabs>
+          <w:tab w:val="num" w:pos="5760"/>
+        </w:tabs>
+        <w:ind w:left="5760" w:hanging="360"/>
+      </w:pPr>
+      <w:rPr>
+        <w:rFonts w:ascii="Wingdings" w:hAnsi="Wingdings" w:hint="default"/>
+        <w:sz w:val="20"/>
+      </w:rPr>
+    </w:lvl>
+    <w:lvl w:ilvl="8" w:tentative="1">
+      <w:start w:val="1"/>
+      <w:numFmt w:val="bullet"/>
+      <w:lvlText w:val=""/>
+      <w:lvlJc w:val="left"/>
+      <w:pPr>
+        <w:tabs>
+          <w:tab w:val="num" w:pos="6480"/>
+        </w:tabs>
+        <w:ind w:left="6480" w:hanging="360"/>
+      </w:pPr>
+      <w:rPr>
+        <w:rFonts w:ascii="Wingdings" w:hAnsi="Wingdings" w:hint="default"/>
+        <w:sz w:val="20"/>
+      </w:rPr>
+    </w:lvl>
+  </w:abstractNum>
+  <w:abstractNum w:abstractNumId="3" w15:restartNumberingAfterBreak="0">
+    <w:nsid w:val="71B50B5C"/>
+    <w:multiLevelType w:val="multilevel"/>
+    <w:tmpl w:val="18A0FE44"/>
+    <w:lvl w:ilvl="0">
+      <w:start w:val="1"/>
+      <w:numFmt w:val="bullet"/>
+      <w:lvlText w:val=""/>
+      <w:lvlJc w:val="left"/>
+      <w:pPr>
+        <w:tabs>
+          <w:tab w:val="num" w:pos="720"/>
+        </w:tabs>
+        <w:ind w:left="720" w:hanging="360"/>
+      </w:pPr>
+      <w:rPr>
+        <w:rFonts w:ascii="Symbol" w:hAnsi="Symbol" w:hint="default"/>
+        <w:sz w:val="20"/>
+      </w:rPr>
+    </w:lvl>
+    <w:lvl w:ilvl="1" w:tentative="1">
+      <w:start w:val="1"/>
+      <w:numFmt w:val="bullet"/>
+      <w:lvlText w:val="o"/>
+      <w:lvlJc w:val="left"/>
+      <w:pPr>
+        <w:tabs>
+          <w:tab w:val="num" w:pos="1440"/>
+        </w:tabs>
+        <w:ind w:left="1440" w:hanging="360"/>
+      </w:pPr>
+      <w:rPr>
+        <w:rFonts w:ascii="Courier New" w:hAnsi="Courier New" w:hint="default"/>
+        <w:sz w:val="20"/>
+      </w:rPr>
+    </w:lvl>
+    <w:lvl w:ilvl="2" w:tentative="1">
+      <w:start w:val="1"/>
+      <w:numFmt w:val="bullet"/>
+      <w:lvlText w:val=""/>
+      <w:lvlJc w:val="left"/>
+      <w:pPr>
+        <w:tabs>
+          <w:tab w:val="num" w:pos="2160"/>
+        </w:tabs>
+        <w:ind w:left="2160" w:hanging="360"/>
+      </w:pPr>
+      <w:rPr>
+        <w:rFonts w:ascii="Wingdings" w:hAnsi="Wingdings" w:hint="default"/>
+        <w:sz w:val="20"/>
+      </w:rPr>
+    </w:lvl>
+    <w:lvl w:ilvl="3" w:tentative="1">
+      <w:start w:val="1"/>
+      <w:numFmt w:val="bullet"/>
+      <w:lvlText w:val=""/>
+      <w:lvlJc w:val="left"/>
+      <w:pPr>
+        <w:tabs>
+          <w:tab w:val="num" w:pos="2880"/>
+        </w:tabs>
+        <w:ind w:left="2880" w:hanging="360"/>
+      </w:pPr>
+      <w:rPr>
+        <w:rFonts w:ascii="Wingdings" w:hAnsi="Wingdings" w:hint="default"/>
+        <w:sz w:val="20"/>
+      </w:rPr>
+    </w:lvl>
+    <w:lvl w:ilvl="4" w:tentative="1">
+      <w:start w:val="1"/>
+      <w:numFmt w:val="bullet"/>
+      <w:lvlText w:val=""/>
+      <w:lvlJc w:val="left"/>
+      <w:pPr>
+        <w:tabs>
+          <w:tab w:val="num" w:pos="3600"/>
+        </w:tabs>
+        <w:ind w:left="3600" w:hanging="360"/>
+      </w:pPr>
+      <w:rPr>
+        <w:rFonts w:ascii="Wingdings" w:hAnsi="Wingdings" w:hint="default"/>
+        <w:sz w:val="20"/>
+      </w:rPr>
+    </w:lvl>
+    <w:lvl w:ilvl="5" w:tentative="1">
+      <w:start w:val="1"/>
+      <w:numFmt w:val="bullet"/>
+      <w:lvlText w:val=""/>
+      <w:lvlJc w:val="left"/>
+      <w:pPr>
+        <w:tabs>
+          <w:tab w:val="num" w:pos="4320"/>
+        </w:tabs>
+        <w:ind w:left="4320" w:hanging="360"/>
+      </w:pPr>
+      <w:rPr>
+        <w:rFonts w:ascii="Wingdings" w:hAnsi="Wingdings" w:hint="default"/>
+        <w:sz w:val="20"/>
+      </w:rPr>
+    </w:lvl>
+    <w:lvl w:ilvl="6" w:tentative="1">
+      <w:start w:val="1"/>
+      <w:numFmt w:val="bullet"/>
+      <w:lvlText w:val=""/>
+      <w:lvlJc w:val="left"/>
+      <w:pPr>
+        <w:tabs>
+          <w:tab w:val="num" w:pos="5040"/>
+        </w:tabs>
+        <w:ind w:left="5040" w:hanging="360"/>
+      </w:pPr>
+      <w:rPr>
+        <w:rFonts w:ascii="Wingdings" w:hAnsi="Wingdings" w:hint="default"/>
+        <w:sz w:val="20"/>
+      </w:rPr>
+    </w:lvl>
+    <w:lvl w:ilvl="7" w:tentative="1">
+      <w:start w:val="1"/>
+      <w:numFmt w:val="bullet"/>
+      <w:lvlText w:val=""/>
+      <w:lvlJc w:val="left"/>
+      <w:pPr>
+        <w:tabs>
+          <w:tab w:val="num" w:pos="5760"/>
+        </w:tabs>
+        <w:ind w:left="5760" w:hanging="360"/>
+      </w:pPr>
+      <w:rPr>
+        <w:rFonts w:ascii="Wingdings" w:hAnsi="Wingdings" w:hint="default"/>
+        <w:sz w:val="20"/>
+      </w:rPr>
+    </w:lvl>
+    <w:lvl w:ilvl="8" w:tentative="1">
+      <w:start w:val="1"/>
+      <w:numFmt w:val="bullet"/>
+      <w:lvlText w:val=""/>
+      <w:lvlJc w:val="left"/>
+      <w:pPr>
+        <w:tabs>
+          <w:tab w:val="num" w:pos="6480"/>
+        </w:tabs>
+        <w:ind w:left="6480" w:hanging="360"/>
+      </w:pPr>
+      <w:rPr>
+        <w:rFonts w:ascii="Wingdings" w:hAnsi="Wingdings" w:hint="default"/>
+        <w:sz w:val="20"/>
+      </w:rPr>
+    </w:lvl>
+  </w:abstractNum>
+  <w:abstractNum w:abstractNumId="4" w15:restartNumberingAfterBreak="0">
+    <w:nsid w:val="7EF83C65"/>
+    <w:multiLevelType w:val="multilevel"/>
+    <w:tmpl w:val="6D7A3CFE"/>
+    <w:lvl w:ilvl="0">
+      <w:start w:val="1"/>
+      <w:numFmt w:val="bullet"/>
+      <w:lvlText w:val=""/>
+      <w:lvlJc w:val="left"/>
+      <w:pPr>
+        <w:tabs>
+          <w:tab w:val="num" w:pos="720"/>
+        </w:tabs>
+        <w:ind w:left="720" w:hanging="360"/>
+      </w:pPr>
+      <w:rPr>
+        <w:rFonts w:ascii="Symbol" w:hAnsi="Symbol" w:hint="default"/>
+        <w:sz w:val="20"/>
+      </w:rPr>
+    </w:lvl>
+    <w:lvl w:ilvl="1" w:tentative="1">
+      <w:start w:val="1"/>
+      <w:numFmt w:val="bullet"/>
+      <w:lvlText w:val="o"/>
+      <w:lvlJc w:val="left"/>
+      <w:pPr>
+        <w:tabs>
+          <w:tab w:val="num" w:pos="1440"/>
+        </w:tabs>
+        <w:ind w:left="1440" w:hanging="360"/>
+      </w:pPr>
+      <w:rPr>
+        <w:rFonts w:ascii="Courier New" w:hAnsi="Courier New" w:hint="default"/>
+        <w:sz w:val="20"/>
+      </w:rPr>
+    </w:lvl>
+    <w:lvl w:ilvl="2" w:tentative="1">
+      <w:start w:val="1"/>
+      <w:numFmt w:val="bullet"/>
+      <w:lvlText w:val=""/>
+      <w:lvlJc w:val="left"/>
+      <w:pPr>
+        <w:tabs>
+          <w:tab w:val="num" w:pos="2160"/>
+        </w:tabs>
+        <w:ind w:left="2160" w:hanging="360"/>
+      </w:pPr>
+      <w:rPr>
+        <w:rFonts w:ascii="Wingdings" w:hAnsi="Wingdings" w:hint="default"/>
+        <w:sz w:val="20"/>
+      </w:rPr>
+    </w:lvl>
+    <w:lvl w:ilvl="3" w:tentative="1">
+      <w:start w:val="1"/>
+      <w:numFmt w:val="bullet"/>
+      <w:lvlText w:val=""/>
+      <w:lvlJc w:val="left"/>
+      <w:pPr>
+        <w:tabs>
+          <w:tab w:val="num" w:pos="2880"/>
+        </w:tabs>
+        <w:ind w:left="2880" w:hanging="360"/>
+      </w:pPr>
+      <w:rPr>
+        <w:rFonts w:ascii="Wingdings" w:hAnsi="Wingdings" w:hint="default"/>
+        <w:sz w:val="20"/>
+      </w:rPr>
+    </w:lvl>
+    <w:lvl w:ilvl="4" w:tentative="1">
+      <w:start w:val="1"/>
+      <w:numFmt w:val="bullet"/>
+      <w:lvlText w:val=""/>
+      <w:lvlJc w:val="left"/>
+      <w:pPr>
+        <w:tabs>
+          <w:tab w:val="num" w:pos="3600"/>
+        </w:tabs>
+        <w:ind w:left="3600" w:hanging="360"/>
+      </w:pPr>
+      <w:rPr>
+        <w:rFonts w:ascii="Wingdings" w:hAnsi="Wingdings" w:hint="default"/>
+        <w:sz w:val="20"/>
+      </w:rPr>
+    </w:lvl>
+    <w:lvl w:ilvl="5" w:tentative="1">
+      <w:start w:val="1"/>
+      <w:numFmt w:val="bullet"/>
+      <w:lvlText w:val=""/>
+      <w:lvlJc w:val="left"/>
+      <w:pPr>
+        <w:tabs>
+          <w:tab w:val="num" w:pos="4320"/>
+        </w:tabs>
+        <w:ind w:left="4320" w:hanging="360"/>
+      </w:pPr>
+      <w:rPr>
+        <w:rFonts w:ascii="Wingdings" w:hAnsi="Wingdings" w:hint="default"/>
+        <w:sz w:val="20"/>
+      </w:rPr>
+    </w:lvl>
+    <w:lvl w:ilvl="6" w:tentative="1">
+      <w:start w:val="1"/>
+      <w:numFmt w:val="bullet"/>
+      <w:lvlText w:val=""/>
+      <w:lvlJc w:val="left"/>
+      <w:pPr>
+        <w:tabs>
+          <w:tab w:val="num" w:pos="5040"/>
+        </w:tabs>
+        <w:ind w:left="5040" w:hanging="360"/>
+      </w:pPr>
+      <w:rPr>
+        <w:rFonts w:ascii="Wingdings" w:hAnsi="Wingdings" w:hint="default"/>
+        <w:sz w:val="20"/>
+      </w:rPr>
+    </w:lvl>
+    <w:lvl w:ilvl="7" w:tentative="1">
+      <w:start w:val="1"/>
+      <w:numFmt w:val="bullet"/>
+      <w:lvlText w:val=""/>
+      <w:lvlJc w:val="left"/>
+      <w:pPr>
+        <w:tabs>
+          <w:tab w:val="num" w:pos="5760"/>
+        </w:tabs>
+        <w:ind w:left="5760" w:hanging="360"/>
+      </w:pPr>
+      <w:rPr>
+        <w:rFonts w:ascii="Wingdings" w:hAnsi="Wingdings" w:hint="default"/>
+        <w:sz w:val="20"/>
+      </w:rPr>
+    </w:lvl>
+    <w:lvl w:ilvl="8" w:tentative="1">
+      <w:start w:val="1"/>
+      <w:numFmt w:val="bullet"/>
+      <w:lvlText w:val=""/>
+      <w:lvlJc w:val="left"/>
+      <w:pPr>
+        <w:tabs>
+          <w:tab w:val="num" w:pos="6480"/>
+        </w:tabs>
+        <w:ind w:left="6480" w:hanging="360"/>
+      </w:pPr>
+      <w:rPr>
+        <w:rFonts w:ascii="Wingdings" w:hAnsi="Wingdings" w:hint="default"/>
+        <w:sz w:val="20"/>
+      </w:rPr>
+    </w:lvl>
+  </w:abstractNum>
+  <w:num w:numId="1" w16cid:durableId="483593592">
+    <w:abstractNumId w:val="3"/>
+  </w:num>
+  <w:num w:numId="2" w16cid:durableId="1782798171">
+    <w:abstractNumId w:val="2"/>
+  </w:num>
+  <w:num w:numId="3" w16cid:durableId="977808071">
+    <w:abstractNumId w:val="1"/>
+  </w:num>
+  <w:num w:numId="4" w16cid:durableId="322394881">
+    <w:abstractNumId w:val="0"/>
+  </w:num>
+  <w:num w:numId="5" w16cid:durableId="654601299">
+    <w:abstractNumId w:val="4"/>
+  </w:num>
+</w:numbering>
 </file>
 
 <file path=word/styles.xml><?xml version="1.0" encoding="utf-8"?>
@@ -448,6 +2315,9 @@
   <w:style w:type="paragraph" w:default="1" w:styleId="Normal">
     <w:name w:val="Normal"/>
     <w:qFormat/>
+    <w:rPr>
+      <w:noProof/>
+    </w:rPr>
   </w:style>
   <w:style w:type="paragraph" w:styleId="Heading1">
     <w:name w:val="heading 1"/>
@@ -651,7 +2521,6 @@
   <w:style w:type="character" w:default="1" w:styleId="DefaultParagraphFont">
     <w:name w:val="Default Paragraph Font"/>
     <w:uiPriority w:val="1"/>
-    <w:semiHidden/>
     <w:unhideWhenUsed/>
   </w:style>
   <w:style w:type="table" w:default="1" w:styleId="TableNormal">
